--- a/iwpb-sg-dashboard/sample/IWPB_SG_Jun26_SixBasis_Commentary.docx
+++ b/iwpb-sg-dashboard/sample/IWPB_SG_Jun26_SixBasis_Commentary.docx
@@ -2306,7 +2306,7 @@
           <w:rFonts w:ascii="Segoe UI" w:hAnsi="Segoe UI"/>
           <w:sz w:val="17"/>
         </w:rPr>
-        <w:t xml:space="preserve">The Commentary has been generated from the figures in the file and the commentary document loaded with it. It may be inaccurate and/or incomplete. It is important to independently review and edit the content before further use or distribution.</w:t>
+        <w:t xml:space="preserve">The Commentary has been generated from the figures in the file and the written commentary carried with it. It may be inaccurate and/or incomplete. It is important to independently review and edit the content before further use or distribution.</w:t>
       </w:r>
     </w:p>
     <w:sectPr>
